--- a/《噬铁者》关卡设计分册.docx
+++ b/《噬铁者》关卡设计分册.docx
@@ -147,6 +147,52 @@
           <w:szCs w:val="32"/>
         </w:rPr>
         <w:t>0. 修订说明</w:t>
+      </w:r>
+    </w:p>
+    <w:p>
+      <w:pPr>
+        <w:spacing w:before="0" w:after="40" w:line="300" w:lineRule="auto"/>
+        <w:jc w:val="center"/>
+        <w:rPr>
+          <w:rFonts w:ascii="微软雅黑" w:hAnsi="微软雅黑" w:eastAsia="微软雅黑" w:cs="微软雅黑"/>
+          <w:b w:val="0"/>
+          <w:i w:val="0"/>
+          <w:caps w:val="0"/>
+          <w:spacing w:val="0"/>
+          <w:sz w:val="21"/>
+          <w:szCs w:val="21"/>
+        </w:rPr>
+      </w:pPr>
+      <w:r>
+        <w:rPr>
+          <w:rFonts w:ascii="微软雅黑" w:hAnsi="微软雅黑"/>
+          <w:b w:val="0"/>
+          <w:sz w:val="21"/>
+        </w:rPr>
+        <w:t>本版（V3.1）为开发进度同步版：依据 Godot 原型实际实现状态，补充各系统落地进度与验证结果。</w:t>
+      </w:r>
+    </w:p>
+    <w:p>
+      <w:pPr>
+        <w:spacing w:before="0" w:after="40" w:line="300" w:lineRule="auto"/>
+        <w:jc w:val="center"/>
+        <w:rPr>
+          <w:rFonts w:ascii="微软雅黑" w:hAnsi="微软雅黑" w:eastAsia="微软雅黑" w:cs="微软雅黑"/>
+          <w:b w:val="0"/>
+          <w:i w:val="0"/>
+          <w:caps w:val="0"/>
+          <w:spacing w:val="0"/>
+          <w:sz w:val="21"/>
+          <w:szCs w:val="21"/>
+        </w:rPr>
+      </w:pPr>
+      <w:r>
+        <w:rPr>
+          <w:rFonts w:ascii="微软雅黑" w:hAnsi="微软雅黑"/>
+          <w:b w:val="0"/>
+          <w:sz w:val="21"/>
+        </w:rPr>
+        <w:t>• 新增“实现进度对照”章节：第一层地牢生成、房间模板、房间间传送与小地图已进入可玩原型；后续层主题与特殊房交互待实现。</w:t>
       </w:r>
     </w:p>
     <w:p>
@@ -34720,6 +34766,229 @@
           <w:szCs w:val="21"/>
         </w:rPr>
       </w:pPr>
+    </w:p>
+    <w:p>
+      <w:pPr>
+        <w:spacing w:before="280" w:after="160" w:line="300" w:lineRule="auto"/>
+        <w:rPr>
+          <w:rFonts w:ascii="微软雅黑" w:hAnsi="微软雅黑" w:eastAsia="微软雅黑" w:cs="微软雅黑"/>
+          <w:b w:val="0"/>
+          <w:i w:val="0"/>
+          <w:caps w:val="0"/>
+          <w:spacing w:val="0"/>
+          <w:sz w:val="21"/>
+          <w:szCs w:val="21"/>
+        </w:rPr>
+      </w:pPr>
+      <w:r>
+        <w:rPr>
+          <w:rFonts w:ascii="微软雅黑" w:hAnsi="微软雅黑"/>
+          <w:b/>
+          <w:color w:val="1F4E79"/>
+          <w:sz w:val="32"/>
+        </w:rPr>
+        <w:t>14. 实现进度对照（2026-08-13）</w:t>
+      </w:r>
+    </w:p>
+    <w:p>
+      <w:pPr>
+        <w:spacing w:before="200" w:after="120" w:line="300" w:lineRule="auto"/>
+        <w:rPr>
+          <w:rFonts w:ascii="微软雅黑" w:hAnsi="微软雅黑" w:eastAsia="微软雅黑" w:cs="微软雅黑"/>
+          <w:b w:val="0"/>
+          <w:i w:val="0"/>
+          <w:caps w:val="0"/>
+          <w:spacing w:val="0"/>
+          <w:sz w:val="21"/>
+          <w:szCs w:val="21"/>
+        </w:rPr>
+      </w:pPr>
+      <w:r>
+        <w:rPr>
+          <w:rFonts w:ascii="微软雅黑" w:hAnsi="微软雅黑"/>
+          <w:b/>
+          <w:color w:val="000000"/>
+          <w:sz w:val="27"/>
+        </w:rPr>
+        <w:t>14.1 已实现</w:t>
+      </w:r>
+    </w:p>
+    <w:p>
+      <w:pPr>
+        <w:spacing w:before="0" w:after="4" w:line="300" w:lineRule="auto"/>
+        <w:rPr>
+          <w:rFonts w:ascii="微软雅黑" w:hAnsi="微软雅黑" w:eastAsia="微软雅黑" w:cs="微软雅黑"/>
+          <w:b w:val="0"/>
+          <w:i w:val="0"/>
+          <w:caps w:val="0"/>
+          <w:spacing w:val="0"/>
+          <w:sz w:val="21"/>
+          <w:szCs w:val="21"/>
+        </w:rPr>
+      </w:pPr>
+      <w:r>
+        <w:rPr>
+          <w:rFonts w:ascii="微软雅黑" w:hAnsi="微软雅黑"/>
+          <w:b w:val="0"/>
+          <w:sz w:val="21"/>
+        </w:rPr>
+        <w:t>• 随机地牢：BSP 布局在母网格内生成约 12 个房间，初始房固定中心、走廊 L 形连通、门洞自动开凿、导航网格烘焙；第一层普通/精英房使用 10 种模板（T01~T10）。</w:t>
+      </w:r>
+    </w:p>
+    <w:p>
+      <w:pPr>
+        <w:spacing w:before="0" w:after="4" w:line="300" w:lineRule="auto"/>
+        <w:rPr>
+          <w:rFonts w:ascii="微软雅黑" w:hAnsi="微软雅黑" w:eastAsia="微软雅黑" w:cs="微软雅黑"/>
+          <w:b w:val="0"/>
+          <w:i w:val="0"/>
+          <w:caps w:val="0"/>
+          <w:spacing w:val="0"/>
+          <w:sz w:val="21"/>
+          <w:szCs w:val="21"/>
+        </w:rPr>
+      </w:pPr>
+      <w:r>
+        <w:rPr>
+          <w:rFonts w:ascii="微软雅黑" w:hAnsi="微软雅黑"/>
+          <w:b w:val="0"/>
+          <w:sz w:val="21"/>
+        </w:rPr>
+        <w:t>• 房间切换：门与相邻房间绑定（真实连接图），玩家使用门传送到目标房间出生点并切换镜头；战斗房锁门、清怪开门、二次进入不重复刷怪。</w:t>
+      </w:r>
+    </w:p>
+    <w:p>
+      <w:pPr>
+        <w:spacing w:before="0" w:after="4" w:line="300" w:lineRule="auto"/>
+        <w:rPr>
+          <w:rFonts w:ascii="微软雅黑" w:hAnsi="微软雅黑" w:eastAsia="微软雅黑" w:cs="微软雅黑"/>
+          <w:b w:val="0"/>
+          <w:i w:val="0"/>
+          <w:caps w:val="0"/>
+          <w:spacing w:val="0"/>
+          <w:sz w:val="21"/>
+          <w:szCs w:val="21"/>
+        </w:rPr>
+      </w:pPr>
+      <w:r>
+        <w:rPr>
+          <w:rFonts w:ascii="微软雅黑" w:hAnsi="微软雅黑"/>
+          <w:b w:val="0"/>
+          <w:sz w:val="21"/>
+        </w:rPr>
+        <w:t>• 预览小地图：右上角固定方向（上北下南左西右东），显示当前房间（金色）、真实相连房间（蓝色）与已探索房间（灰白常亮），按探索范围自动缩放。</w:t>
+      </w:r>
+    </w:p>
+    <w:p>
+      <w:pPr>
+        <w:spacing w:before="0" w:after="4" w:line="300" w:lineRule="auto"/>
+        <w:rPr>
+          <w:rFonts w:ascii="微软雅黑" w:hAnsi="微软雅黑" w:eastAsia="微软雅黑" w:cs="微软雅黑"/>
+          <w:b w:val="0"/>
+          <w:i w:val="0"/>
+          <w:caps w:val="0"/>
+          <w:spacing w:val="0"/>
+          <w:sz w:val="21"/>
+          <w:szCs w:val="21"/>
+        </w:rPr>
+      </w:pPr>
+      <w:r>
+        <w:rPr>
+          <w:rFonts w:ascii="微软雅黑" w:hAnsi="微软雅黑"/>
+          <w:b w:val="0"/>
+          <w:sz w:val="21"/>
+        </w:rPr>
+        <w:t>• 楼层推进：击败本层 Boss 解锁下一层（Boss 门控）；第 9 层需击败 3 个 Boss 触发通关结算；楼层写入存档。</w:t>
+      </w:r>
+    </w:p>
+    <w:p>
+      <w:pPr>
+        <w:spacing w:before="200" w:after="120" w:line="300" w:lineRule="auto"/>
+        <w:rPr>
+          <w:rFonts w:ascii="微软雅黑" w:hAnsi="微软雅黑" w:eastAsia="微软雅黑" w:cs="微软雅黑"/>
+          <w:b w:val="0"/>
+          <w:i w:val="0"/>
+          <w:caps w:val="0"/>
+          <w:spacing w:val="0"/>
+          <w:sz w:val="21"/>
+          <w:szCs w:val="21"/>
+        </w:rPr>
+      </w:pPr>
+      <w:r>
+        <w:rPr>
+          <w:rFonts w:ascii="微软雅黑" w:hAnsi="微软雅黑"/>
+          <w:b/>
+          <w:color w:val="000000"/>
+          <w:sz w:val="27"/>
+        </w:rPr>
+        <w:t>14.2 进行中 / 规划中</w:t>
+      </w:r>
+    </w:p>
+    <w:p>
+      <w:pPr>
+        <w:spacing w:before="0" w:after="4" w:line="300" w:lineRule="auto"/>
+        <w:rPr>
+          <w:rFonts w:ascii="微软雅黑" w:hAnsi="微软雅黑" w:eastAsia="微软雅黑" w:cs="微软雅黑"/>
+          <w:b w:val="0"/>
+          <w:i w:val="0"/>
+          <w:caps w:val="0"/>
+          <w:spacing w:val="0"/>
+          <w:sz w:val="21"/>
+          <w:szCs w:val="21"/>
+        </w:rPr>
+      </w:pPr>
+      <w:r>
+        <w:rPr>
+          <w:rFonts w:ascii="微软雅黑" w:hAnsi="微软雅黑"/>
+          <w:b w:val="0"/>
+          <w:sz w:val="21"/>
+        </w:rPr>
+        <w:t>• 第 2～8 层主题模板与专属环境机制（硫磺毒气、虚空凝视等）未实现，当前各层复用第一层模板体系。</w:t>
+      </w:r>
+    </w:p>
+    <w:p>
+      <w:pPr>
+        <w:spacing w:before="0" w:after="4" w:line="300" w:lineRule="auto"/>
+        <w:rPr>
+          <w:rFonts w:ascii="微软雅黑" w:hAnsi="微软雅黑" w:eastAsia="微软雅黑" w:cs="微软雅黑"/>
+          <w:b w:val="0"/>
+          <w:i w:val="0"/>
+          <w:caps w:val="0"/>
+          <w:spacing w:val="0"/>
+          <w:sz w:val="21"/>
+          <w:szCs w:val="21"/>
+        </w:rPr>
+      </w:pPr>
+      <w:r>
+        <w:rPr>
+          <w:rFonts w:ascii="微软雅黑" w:hAnsi="微软雅黑"/>
+          <w:b w:val="0"/>
+          <w:sz w:val="21"/>
+        </w:rPr>
+        <w:t>• 商店/泉水/宝箱/事件房仅有房间类型分配与占位视觉，交互内容未实现。</w:t>
+      </w:r>
+    </w:p>
+    <w:p>
+      <w:pPr>
+        <w:spacing w:before="0" w:after="4" w:line="300" w:lineRule="auto"/>
+        <w:rPr>
+          <w:rFonts w:ascii="微软雅黑" w:hAnsi="微软雅黑" w:eastAsia="微软雅黑" w:cs="微软雅黑"/>
+          <w:b w:val="0"/>
+          <w:i w:val="0"/>
+          <w:caps w:val="0"/>
+          <w:spacing w:val="0"/>
+          <w:sz w:val="21"/>
+          <w:szCs w:val="21"/>
+        </w:rPr>
+      </w:pPr>
+      <w:r>
+        <w:rPr>
+          <w:rFonts w:ascii="微软雅黑" w:hAnsi="微软雅黑"/>
+          <w:b w:val="0"/>
+          <w:sz w:val="21"/>
+        </w:rPr>
+        <w:t>• Boss 房当前以高数量普通怪代替，专属技能组/阶段转换/掉落池未实现。</w:t>
+      </w:r>
     </w:p>
     <w:sectPr>
       <w:pgSz w:w="11906" w:h="16838"/>
